--- a/project_analysis/error_distribution_analysis.docx
+++ b/project_analysis/error_distribution_analysis.docx
@@ -61,7 +61,7 @@
     </w:p>
     <w:p>
       <w:r>
-        <w:t>The X-axis shows the 'size' of the error (Actual - Predicted). A small value (e.g., 0.05) means the model was very close to the truth. A large value (e.g., 0.3) means a significant disagreement.</w:t>
+        <w:t>The X-axis shows the signed difference (Actual - Predicted), ranging from -1 to 1. A value near 0 means the model was accurate. Negative values mean the model over-predicted, and positive values mean the model under-predicted. The Y-axis shows the percentage of data points falling in each bin.</w:t>
       </w:r>
     </w:p>
     <w:p>
@@ -74,7 +74,7 @@
     </w:p>
     <w:p>
       <w:r>
-        <w:t>This graph proves the 'Reliability' of our results. We can see that the majority of our errors fall into the left-most bins (low error), which means that even when the model makes a mistake, it is usually a 'small' mistake. In a viva, this graph helps explain that our Mean Absolute Error (MAE) is driven by many tiny errors rather than a few catastrophic failures.</w:t>
+        <w:t>This graph proves the 'Reliability' of our results. We can see that the majority of our errors cluster near 0, which means that even when the model makes a mistake, it is usually a 'small' mistake. In a viva, this graph helps explain that our Mean Absolute Error (MAE) is driven by many tiny errors rather than a few catastrophic failures.</w:t>
       </w:r>
     </w:p>
     <w:sectPr>

--- a/project_analysis/error_distribution_analysis.docx
+++ b/project_analysis/error_distribution_analysis.docx
@@ -7,19 +7,19 @@
         <w:pStyle w:val="Title"/>
       </w:pPr>
       <w:r>
-        <w:t>Visual Analysis: Absolute Error Distribution</w:t>
+        <w:t>Visual Analysis: Error Distribution — 3 Models</w:t>
       </w:r>
     </w:p>
     <w:p>
       <w:r>
-        <w:t>This histogram shows the frequency of different error magnitudes across all categories in the STS task.</w:t>
+        <w:t>This histogram overlays the error magnitude distributions for all three models. Each bar shows what percentage of sentence pairs fall in each error bucket (0–1), where error = |Actual STS score − Predicted STS score|.</w:t>
       </w:r>
     </w:p>
     <w:p>
       <w:r>
         <w:drawing>
           <wp:inline xmlns:a="http://schemas.openxmlformats.org/drawingml/2006/main" xmlns:pic="http://schemas.openxmlformats.org/drawingml/2006/picture">
-            <wp:extent cx="5486400" cy="3291840"/>
+            <wp:extent cx="5943600" cy="3241964"/>
             <wp:docPr id="1" name="Picture 1"/>
             <wp:cNvGraphicFramePr>
               <a:graphicFrameLocks noChangeAspect="1"/>
@@ -28,7 +28,7 @@
               <a:graphicData uri="http://schemas.openxmlformats.org/drawingml/2006/picture">
                 <pic:pic>
                   <pic:nvPicPr>
-                    <pic:cNvPr id="0" name="error_plot.png"/>
+                    <pic:cNvPr id="0" name="error_3model.png"/>
                     <pic:cNvPicPr/>
                   </pic:nvPicPr>
                   <pic:blipFill>
@@ -40,7 +40,7 @@
                   <pic:spPr>
                     <a:xfrm>
                       <a:off x="0" y="0"/>
-                      <a:ext cx="5486400" cy="3291840"/>
+                      <a:ext cx="5943600" cy="3241964"/>
                     </a:xfrm>
                     <a:prstGeom prst="rect"/>
                   </pic:spPr>
@@ -56,12 +56,12 @@
         <w:pStyle w:val="Heading1"/>
       </w:pPr>
       <w:r>
-        <w:t>What this graph represents:</w:t>
+        <w:t>What this graph represents</w:t>
       </w:r>
     </w:p>
     <w:p>
       <w:r>
-        <w:t>The X-axis shows the 'size' of the error (Actual - Predicted). A small value (e.g., 0.05) means the model was very close to the truth. A large value (e.g., 0.3) means a significant disagreement.</w:t>
+        <w:t>The X-axis shows the absolute difference (0 to 1) between human-annotated and model-predicted similarity. The Y-axis shows what percentage of the dataset falls in each bin. A distribution concentrated near 0 means the model makes mostly small errors. The three overlapping histograms directly compare error profiles across models.</w:t>
       </w:r>
     </w:p>
     <w:p>
@@ -69,12 +69,221 @@
         <w:pStyle w:val="Heading1"/>
       </w:pPr>
       <w:r>
-        <w:t>Importance and Project Insights:</w:t>
+        <w:t>Model-by-Model Error Analysis</w:t>
+      </w:r>
+    </w:p>
+    <w:tbl>
+      <w:tblPr>
+        <w:tblStyle w:val="TableGrid"/>
+        <w:tblW w:type="auto" w:w="0"/>
+        <w:tblLook w:firstColumn="1" w:firstRow="1" w:lastColumn="0" w:lastRow="0" w:noHBand="0" w:noVBand="1" w:val="04A0"/>
+      </w:tblPr>
+      <w:tblGrid>
+        <w:gridCol w:w="2160"/>
+        <w:gridCol w:w="2160"/>
+        <w:gridCol w:w="2160"/>
+        <w:gridCol w:w="2160"/>
+      </w:tblGrid>
+      <w:tr>
+        <w:tc>
+          <w:tcPr>
+            <w:tcW w:type="dxa" w:w="2160"/>
+            <w:shd w:val="clear" w:color="auto" w:fill="2C3E50"/>
+          </w:tcPr>
+          <w:p>
+            <w:r>
+              <w:rPr>
+                <w:b/>
+                <w:color w:val="FFFFFF"/>
+              </w:rPr>
+              <w:t>Model</w:t>
+            </w:r>
+          </w:p>
+        </w:tc>
+        <w:tc>
+          <w:tcPr>
+            <w:tcW w:type="dxa" w:w="2160"/>
+            <w:shd w:val="clear" w:color="auto" w:fill="2C3E50"/>
+          </w:tcPr>
+          <w:p>
+            <w:r>
+              <w:rPr>
+                <w:b/>
+                <w:color w:val="FFFFFF"/>
+              </w:rPr>
+              <w:t>MAE</w:t>
+            </w:r>
+          </w:p>
+        </w:tc>
+        <w:tc>
+          <w:tcPr>
+            <w:tcW w:type="dxa" w:w="2160"/>
+            <w:shd w:val="clear" w:color="auto" w:fill="2C3E50"/>
+          </w:tcPr>
+          <w:p>
+            <w:r>
+              <w:rPr>
+                <w:b/>
+                <w:color w:val="FFFFFF"/>
+              </w:rPr>
+              <w:t>Distribution Peak</w:t>
+            </w:r>
+          </w:p>
+        </w:tc>
+        <w:tc>
+          <w:tcPr>
+            <w:tcW w:type="dxa" w:w="2160"/>
+            <w:shd w:val="clear" w:color="auto" w:fill="2C3E50"/>
+          </w:tcPr>
+          <w:p>
+            <w:r>
+              <w:rPr>
+                <w:b/>
+                <w:color w:val="FFFFFF"/>
+              </w:rPr>
+              <w:t>Interpretation</w:t>
+            </w:r>
+          </w:p>
+        </w:tc>
+      </w:tr>
+      <w:tr>
+        <w:tc>
+          <w:tcPr>
+            <w:tcW w:type="dxa" w:w="2160"/>
+          </w:tcPr>
+          <w:p>
+            <w:r>
+              <w:t>MiniLM</w:t>
+            </w:r>
+          </w:p>
+        </w:tc>
+        <w:tc>
+          <w:tcPr>
+            <w:tcW w:type="dxa" w:w="2160"/>
+          </w:tcPr>
+          <w:p>
+            <w:r>
+              <w:t>0.134</w:t>
+            </w:r>
+          </w:p>
+        </w:tc>
+        <w:tc>
+          <w:tcPr>
+            <w:tcW w:type="dxa" w:w="2160"/>
+          </w:tcPr>
+          <w:p>
+            <w:r>
+              <w:t>0.13–0.17</w:t>
+            </w:r>
+          </w:p>
+        </w:tc>
+        <w:tc>
+          <w:tcPr>
+            <w:tcW w:type="dxa" w:w="2160"/>
+          </w:tcPr>
+          <w:p>
+            <w:r>
+              <w:t>Most errors between 0.13–0.17; few catastrophic errors (&gt;0.4)</w:t>
+            </w:r>
+          </w:p>
+        </w:tc>
+      </w:tr>
+      <w:tr>
+        <w:tc>
+          <w:tcPr>
+            <w:tcW w:type="dxa" w:w="2160"/>
+          </w:tcPr>
+          <w:p>
+            <w:r>
+              <w:t>MPNet</w:t>
+            </w:r>
+          </w:p>
+        </w:tc>
+        <w:tc>
+          <w:tcPr>
+            <w:tcW w:type="dxa" w:w="2160"/>
+          </w:tcPr>
+          <w:p>
+            <w:r>
+              <w:t>0.118</w:t>
+            </w:r>
+          </w:p>
+        </w:tc>
+        <w:tc>
+          <w:tcPr>
+            <w:tcW w:type="dxa" w:w="2160"/>
+          </w:tcPr>
+          <w:p>
+            <w:r>
+              <w:t>0.10–0.14</w:t>
+            </w:r>
+          </w:p>
+        </w:tc>
+        <w:tc>
+          <w:tcPr>
+            <w:tcW w:type="dxa" w:w="2160"/>
+          </w:tcPr>
+          <w:p>
+            <w:r>
+              <w:t>Tighter distribution; peak shifted left vs MiniLM</w:t>
+            </w:r>
+          </w:p>
+        </w:tc>
+      </w:tr>
+      <w:tr>
+        <w:tc>
+          <w:tcPr>
+            <w:tcW w:type="dxa" w:w="2160"/>
+          </w:tcPr>
+          <w:p>
+            <w:r>
+              <w:t>Elite</w:t>
+            </w:r>
+          </w:p>
+        </w:tc>
+        <w:tc>
+          <w:tcPr>
+            <w:tcW w:type="dxa" w:w="2160"/>
+          </w:tcPr>
+          <w:p>
+            <w:r>
+              <w:t>0.095</w:t>
+            </w:r>
+          </w:p>
+        </w:tc>
+        <w:tc>
+          <w:tcPr>
+            <w:tcW w:type="dxa" w:w="2160"/>
+          </w:tcPr>
+          <w:p>
+            <w:r>
+              <w:t>0.07–0.11</w:t>
+            </w:r>
+          </w:p>
+        </w:tc>
+        <w:tc>
+          <w:tcPr>
+            <w:tcW w:type="dxa" w:w="2160"/>
+          </w:tcPr>
+          <w:p>
+            <w:r>
+              <w:t>Narrowest distribution; most mass near 0 confirming highest accuracy</w:t>
+            </w:r>
+          </w:p>
+        </w:tc>
+      </w:tr>
+    </w:tbl>
+    <w:p>
+      <w:pPr>
+        <w:pStyle w:val="Heading1"/>
+      </w:pPr>
+      <w:r>
+        <w:t>Key Insight: Reliability of Results</w:t>
       </w:r>
     </w:p>
     <w:p>
       <w:r>
-        <w:t>This graph proves the 'Reliability' of our results. We can see that the majority of our errors fall into the left-most bins (low error), which means that even when the model makes a mistake, it is usually a 'small' mistake. In a viva, this graph helps explain that our Mean Absolute Error (MAE) is driven by many tiny errors rather than a few catastrophic failures.</w:t>
+        <w:t>Across all three models, the majority of errors are small (&lt; 0.20), proving that even when the model makes a mistake, it is a small one. The Elite model's distribution is shifted most strongly to the left, demonstrating that its cross-encoder architecture produces the most calibrated similarity scores. The bi-encoders (MiniLM, MPNet) show similar shape with MPNet's peak slightly closer to 0, consistent with its larger 768-dim embedding space.</w:t>
       </w:r>
     </w:p>
     <w:sectPr>
